--- a/pr-preview/pr-373/classification-handout-tracked-changes.docx
+++ b/pr-preview/pr-373/classification-handout-tracked-changes.docx
@@ -16,7 +16,7 @@
       </w:pPr>
       <w:del w:id="1" w:author="PR Preview" w:date="2026-01-01T00:00:00Z">
         <w:r>
-          <w:delText xml:space="preserve">Last modified: 2026-10-19 01:42:24 (PDT)</w:delText>
+          <w:delText xml:space="preserve">Last modified: 2026-10-19 03:13:51 (PDT)</w:delText>
         </w:r>
       </w:del>
     </w:p>
@@ -26,7 +26,7 @@
       </w:pPr>
       <w:ins w:id="2" w:author="PR Preview" w:date="2026-01-01T00:00:00Z">
         <w:r>
-          <w:t xml:space="preserve">Last modified: 2026-10-19 02:32:24 (PDT)</w:t>
+          <w:t xml:space="preserve">Last modified: 2026-10-19 03:23:45 (PDT)</w:t>
         </w:r>
       </w:ins>
     </w:p>
@@ -4124,22 +4124,45 @@
       <w:pPr>
         <w:pStyle w:val="FirstParagraph"/>
       </w:pPr>
-      <w:r>
-        <w:rPr>
-          <w:b/>
-          <w:bCs/>
-        </w:rPr>
-        <w:t xml:space="preserve">Exercise 1 (Probability of a positive test)</w:t>
-      </w:r>
-      <w:r>
-        <w:t xml:space="preserve"> </w:t>
-      </w:r>
-      <w:r>
-        <w:t xml:space="preserve">Write the probability</w:t>
-      </w:r>
-      <w:r>
-        <w:t xml:space="preserve"> </w:t>
-      </w:r>
+      <w:del w:id="3" w:author="PR Preview" w:date="2026-01-01T00:00:00Z">
+        <w:r>
+          <w:rPr>
+            <w:b/>
+            <w:bCs/>
+          </w:rPr>
+          <w:delText xml:space="preserve">Exercise 1 (Probability of a positive test)</w:delText>
+        </w:r>
+      </w:del>
+      <w:del w:id="4" w:author="PR Preview" w:date="2026-01-01T00:00:00Z">
+        <w:r>
+          <w:delText xml:space="preserve"> </w:delText>
+        </w:r>
+      </w:del>
+      <w:del w:id="5" w:author="PR Preview" w:date="2026-01-01T00:00:00Z">
+        <w:r>
+          <w:delText xml:space="preserve">Derive an expression for the</w:delText>
+        </w:r>
+      </w:del>
+      <w:del w:id="6" w:author="PR Preview" w:date="2026-01-01T00:00:00Z">
+        <w:r>
+          <w:delText xml:space="preserve"> </w:delText>
+        </w:r>
+      </w:del>
+      <w:hyperlink r:id="rId11">
+        <w:del w:id="7" w:author="PR Preview" w:date="2026-01-01T00:00:00Z">
+          <w:r>
+            <w:rPr>
+              <w:rStyle w:val="Hyperlink"/>
+            </w:rPr>
+            <w:delText xml:space="preserve">probability</w:delText>
+          </w:r>
+        </w:del>
+      </w:hyperlink>
+      <w:del w:id="8" w:author="PR Preview" w:date="2026-01-01T00:00:00Z">
+        <w:r>
+          <w:delText xml:space="preserve"> </w:delText>
+        </w:r>
+      </w:del>
       <m:oMath>
         <m:r>
           <m:rPr>
@@ -4166,18 +4189,101 @@
           <m:t>)</m:t>
         </m:r>
       </m:oMath>
-      <w:r>
-        <w:t xml:space="preserve"> </w:t>
-      </w:r>
-      <w:r>
-        <w:t xml:space="preserve">that a diagnostic test is positive</w:t>
-      </w:r>
-      <w:r>
-        <w:t xml:space="preserve"> </w:t>
-      </w:r>
-      <w:r>
-        <w:t xml:space="preserve">in terms of:</w:t>
-      </w:r>
+      <w:del w:id="9" w:author="PR Preview" w:date="2026-01-01T00:00:00Z">
+        <w:r>
+          <w:delText xml:space="preserve"> </w:delText>
+        </w:r>
+      </w:del>
+      <w:del w:id="10" w:author="PR Preview" w:date="2026-01-01T00:00:00Z">
+        <w:r>
+          <w:delText xml:space="preserve">that a diagnostic test is positive</w:delText>
+        </w:r>
+      </w:del>
+      <w:del w:id="11" w:author="PR Preview" w:date="2026-01-01T00:00:00Z">
+        <w:r>
+          <w:delText xml:space="preserve"> </w:delText>
+        </w:r>
+      </w:del>
+      <w:del w:id="12" w:author="PR Preview" w:date="2026-01-01T00:00:00Z">
+        <w:r>
+          <w:delText xml:space="preserve">in terms of:</w:delText>
+        </w:r>
+      </w:del>
+    </w:p>
+    <w:p>
+      <w:pPr>
+        <w:pStyle w:val="FirstParagraph"/>
+      </w:pPr>
+      <w:ins w:id="13" w:author="PR Preview" w:date="2026-01-01T00:00:00Z">
+        <w:r>
+          <w:rPr>
+            <w:b/>
+            <w:bCs/>
+          </w:rPr>
+          <w:t xml:space="preserve">Exercise 1 (Probability of a positive test)</w:t>
+        </w:r>
+      </w:ins>
+      <w:ins w:id="14" w:author="PR Preview" w:date="2026-01-01T00:00:00Z">
+        <w:r>
+          <w:t xml:space="preserve"> </w:t>
+        </w:r>
+      </w:ins>
+      <w:ins w:id="15" w:author="PR Preview" w:date="2026-01-01T00:00:00Z">
+        <w:r>
+          <w:t xml:space="preserve">Write the probability</w:t>
+        </w:r>
+      </w:ins>
+      <w:ins w:id="16" w:author="PR Preview" w:date="2026-01-01T00:00:00Z">
+        <w:r>
+          <w:t xml:space="preserve"> </w:t>
+        </w:r>
+      </w:ins>
+      <m:oMath>
+        <m:r>
+          <m:rPr>
+            <m:sty m:val="p"/>
+          </m:rPr>
+          <m:t>Pr</m:t>
+        </m:r>
+        <m:r>
+          <m:rPr>
+            <m:sty m:val="p"/>
+          </m:rPr>
+          <m:t>(</m:t>
+        </m:r>
+        <m:r>
+          <m:rPr>
+            <m:sty m:val="p"/>
+          </m:rPr>
+          <m:t>+</m:t>
+        </m:r>
+        <m:r>
+          <m:rPr>
+            <m:sty m:val="p"/>
+          </m:rPr>
+          <m:t>)</m:t>
+        </m:r>
+      </m:oMath>
+      <w:ins w:id="17" w:author="PR Preview" w:date="2026-01-01T00:00:00Z">
+        <w:r>
+          <w:t xml:space="preserve"> </w:t>
+        </w:r>
+      </w:ins>
+      <w:ins w:id="18" w:author="PR Preview" w:date="2026-01-01T00:00:00Z">
+        <w:r>
+          <w:t xml:space="preserve">that a diagnostic test is positive</w:t>
+        </w:r>
+      </w:ins>
+      <w:ins w:id="19" w:author="PR Preview" w:date="2026-01-01T00:00:00Z">
+        <w:r>
+          <w:t xml:space="preserve"> </w:t>
+        </w:r>
+      </w:ins>
+      <w:ins w:id="20" w:author="PR Preview" w:date="2026-01-01T00:00:00Z">
+        <w:r>
+          <w:t xml:space="preserve">in terms of:</w:t>
+        </w:r>
+      </w:ins>
     </w:p>
     <w:p>
       <w:pPr>
@@ -5722,42 +5828,119 @@
       <w:pPr>
         <w:pStyle w:val="BodyText"/>
       </w:pPr>
-      <w:r>
-        <w:rPr>
-          <w:b/>
-          <w:bCs/>
-        </w:rPr>
-        <w:t xml:space="preserve">Exercise 2 (PPV from Bayes’ theorem)</w:t>
-      </w:r>
-      <w:r>
-        <w:t xml:space="preserve"> </w:t>
-      </w:r>
-      <w:r>
-        <w:t xml:space="preserve">Write the</w:t>
-      </w:r>
-      <w:r>
-        <w:t xml:space="preserve"> </w:t>
-      </w:r>
-      <w:hyperlink w:anchor="def-ppv">
+      <w:del w:id="21" w:author="PR Preview" w:date="2026-01-01T00:00:00Z">
         <w:r>
           <w:rPr>
-            <w:rStyle w:val="Hyperlink"/>
+            <w:b/>
+            <w:bCs/>
           </w:rPr>
-          <w:t xml:space="preserve">positive predictive value</w:t>
+          <w:delText xml:space="preserve">Exercise 2 (PPV from Bayes’ theorem)</w:delText>
         </w:r>
+      </w:del>
+      <w:del w:id="22" w:author="PR Preview" w:date="2026-01-01T00:00:00Z">
+        <w:r>
+          <w:delText xml:space="preserve"> </w:delText>
+        </w:r>
+      </w:del>
+      <w:del w:id="23" w:author="PR Preview" w:date="2026-01-01T00:00:00Z">
+        <w:r>
+          <w:delText xml:space="preserve">Derive an expression for the</w:delText>
+        </w:r>
+      </w:del>
+      <w:del w:id="24" w:author="PR Preview" w:date="2026-01-01T00:00:00Z">
+        <w:r>
+          <w:delText xml:space="preserve"> </w:delText>
+        </w:r>
+      </w:del>
+      <w:hyperlink w:anchor="def-ppv">
+        <w:del w:id="25" w:author="PR Preview" w:date="2026-01-01T00:00:00Z">
+          <w:r>
+            <w:rPr>
+              <w:rStyle w:val="Hyperlink"/>
+            </w:rPr>
+            <w:delText xml:space="preserve">positive predictive value</w:delText>
+          </w:r>
+        </w:del>
       </w:hyperlink>
-      <w:r>
-        <w:t xml:space="preserve"> </w:t>
-      </w:r>
-      <w:r>
-        <w:t xml:space="preserve">of a diagnostic test</w:t>
-      </w:r>
-      <w:r>
-        <w:t xml:space="preserve"> </w:t>
-      </w:r>
-      <w:r>
-        <w:t xml:space="preserve">in terms of:</w:t>
-      </w:r>
+      <w:del w:id="26" w:author="PR Preview" w:date="2026-01-01T00:00:00Z">
+        <w:r>
+          <w:delText xml:space="preserve"> </w:delText>
+        </w:r>
+      </w:del>
+      <w:del w:id="27" w:author="PR Preview" w:date="2026-01-01T00:00:00Z">
+        <w:r>
+          <w:delText xml:space="preserve">of a diagnostic test</w:delText>
+        </w:r>
+      </w:del>
+      <w:del w:id="28" w:author="PR Preview" w:date="2026-01-01T00:00:00Z">
+        <w:r>
+          <w:delText xml:space="preserve"> </w:delText>
+        </w:r>
+      </w:del>
+      <w:del w:id="29" w:author="PR Preview" w:date="2026-01-01T00:00:00Z">
+        <w:r>
+          <w:delText xml:space="preserve">in terms of:</w:delText>
+        </w:r>
+      </w:del>
+    </w:p>
+    <w:p>
+      <w:pPr>
+        <w:pStyle w:val="BodyText"/>
+      </w:pPr>
+      <w:ins w:id="30" w:author="PR Preview" w:date="2026-01-01T00:00:00Z">
+        <w:r>
+          <w:rPr>
+            <w:b/>
+            <w:bCs/>
+          </w:rPr>
+          <w:t xml:space="preserve">Exercise 2 (PPV from Bayes’ theorem)</w:t>
+        </w:r>
+      </w:ins>
+      <w:ins w:id="31" w:author="PR Preview" w:date="2026-01-01T00:00:00Z">
+        <w:r>
+          <w:t xml:space="preserve"> </w:t>
+        </w:r>
+      </w:ins>
+      <w:ins w:id="32" w:author="PR Preview" w:date="2026-01-01T00:00:00Z">
+        <w:r>
+          <w:t xml:space="preserve">Write the</w:t>
+        </w:r>
+      </w:ins>
+      <w:ins w:id="33" w:author="PR Preview" w:date="2026-01-01T00:00:00Z">
+        <w:r>
+          <w:t xml:space="preserve"> </w:t>
+        </w:r>
+      </w:ins>
+      <w:hyperlink w:anchor="def-ppv">
+        <w:ins w:id="34" w:author="PR Preview" w:date="2026-01-01T00:00:00Z">
+          <w:r>
+            <w:rPr>
+              <w:rStyle w:val="Hyperlink"/>
+            </w:rPr>
+            <w:t xml:space="preserve">positive predictive value</w:t>
+          </w:r>
+        </w:ins>
+      </w:hyperlink>
+      <w:ins w:id="35" w:author="PR Preview" w:date="2026-01-01T00:00:00Z">
+        <w:r>
+          <w:t xml:space="preserve"> </w:t>
+        </w:r>
+      </w:ins>
+      <w:ins w:id="36" w:author="PR Preview" w:date="2026-01-01T00:00:00Z">
+        <w:r>
+          <w:t xml:space="preserve">of a diagnostic test</w:t>
+        </w:r>
+      </w:ins>
+      <w:ins w:id="37" w:author="PR Preview" w:date="2026-01-01T00:00:00Z">
+        <w:r>
+          <w:t xml:space="preserve"> </w:t>
+        </w:r>
+      </w:ins>
+      <w:ins w:id="38" w:author="PR Preview" w:date="2026-01-01T00:00:00Z">
+        <w:r>
+          <w:t xml:space="preserve">in terms of:</w:t>
+        </w:r>
+      </w:ins>
     </w:p>
     <w:p>
       <w:pPr>

--- a/pr-preview/pr-373/classification-handout-tracked-changes.docx
+++ b/pr-preview/pr-373/classification-handout-tracked-changes.docx
@@ -16,7 +16,7 @@
       </w:pPr>
       <w:del w:id="1" w:author="PR Preview" w:date="2026-01-01T00:00:00Z">
         <w:r>
-          <w:delText xml:space="preserve">Last modified: 2026-10-19 03:13:51 (PDT)</w:delText>
+          <w:delText xml:space="preserve">Last modified: 2026-10-19 03:59:32 (PDT)</w:delText>
         </w:r>
       </w:del>
     </w:p>
@@ -26,7 +26,7 @@
       </w:pPr>
       <w:ins w:id="2" w:author="PR Preview" w:date="2026-01-01T00:00:00Z">
         <w:r>
-          <w:t xml:space="preserve">Last modified: 2026-10-19 03:23:45 (PDT)</w:t>
+          <w:t xml:space="preserve">Last modified: 2026-10-19 04:10:08 (PDT)</w:t>
         </w:r>
       </w:ins>
     </w:p>
@@ -4110,7 +4110,7 @@
     </w:p>
     <w:bookmarkEnd w:id="44"/>
     <w:bookmarkEnd w:id="45"/>
-    <w:bookmarkStart w:id="65" w:name="X076ffac91629c23ab63ea48ae4a49dc44f38759"/>
+    <w:bookmarkStart w:id="66" w:name="X076ffac91629c23ab63ea48ae4a49dc44f38759"/>
     <w:p>
       <w:pPr>
         <w:pStyle w:val="Heading2"/>
@@ -4119,50 +4119,38 @@
         <w:t xml:space="preserve">4 PPV in terms of sensitivity, specificity, and prevalence</w:t>
       </w:r>
     </w:p>
-    <w:bookmarkStart w:id="46" w:name="exr-prob-positive"/>
+    <w:bookmarkStart w:id="47" w:name="exr-prob-positive"/>
     <w:p>
       <w:pPr>
         <w:pStyle w:val="FirstParagraph"/>
       </w:pPr>
-      <w:del w:id="3" w:author="PR Preview" w:date="2026-01-01T00:00:00Z">
+      <w:r>
+        <w:rPr>
+          <w:b/>
+          <w:bCs/>
+        </w:rPr>
+        <w:t xml:space="preserve">Exercise 1 (Probability of a positive test)</w:t>
+      </w:r>
+      <w:r>
+        <w:t xml:space="preserve"> </w:t>
+      </w:r>
+      <w:r>
+        <w:t xml:space="preserve">Derive an expression for the</w:t>
+      </w:r>
+      <w:r>
+        <w:t xml:space="preserve"> </w:t>
+      </w:r>
+      <w:hyperlink r:id="rId46">
         <w:r>
           <w:rPr>
-            <w:b/>
-            <w:bCs/>
+            <w:rStyle w:val="Hyperlink"/>
           </w:rPr>
-          <w:delText xml:space="preserve">Exercise 1 (Probability of a positive test)</w:delText>
+          <w:t xml:space="preserve">probability</w:t>
         </w:r>
-      </w:del>
-      <w:del w:id="4" w:author="PR Preview" w:date="2026-01-01T00:00:00Z">
-        <w:r>
-          <w:delText xml:space="preserve"> </w:delText>
-        </w:r>
-      </w:del>
-      <w:del w:id="5" w:author="PR Preview" w:date="2026-01-01T00:00:00Z">
-        <w:r>
-          <w:delText xml:space="preserve">Derive an expression for the</w:delText>
-        </w:r>
-      </w:del>
-      <w:del w:id="6" w:author="PR Preview" w:date="2026-01-01T00:00:00Z">
-        <w:r>
-          <w:delText xml:space="preserve"> </w:delText>
-        </w:r>
-      </w:del>
-      <w:hyperlink r:id="rId11">
-        <w:del w:id="7" w:author="PR Preview" w:date="2026-01-01T00:00:00Z">
-          <w:r>
-            <w:rPr>
-              <w:rStyle w:val="Hyperlink"/>
-            </w:rPr>
-            <w:delText xml:space="preserve">probability</w:delText>
-          </w:r>
-        </w:del>
       </w:hyperlink>
-      <w:del w:id="8" w:author="PR Preview" w:date="2026-01-01T00:00:00Z">
-        <w:r>
-          <w:delText xml:space="preserve"> </w:delText>
-        </w:r>
-      </w:del>
+      <w:r>
+        <w:t xml:space="preserve"> </w:t>
+      </w:r>
       <m:oMath>
         <m:r>
           <m:rPr>
@@ -4189,101 +4177,18 @@
           <m:t>)</m:t>
         </m:r>
       </m:oMath>
-      <w:del w:id="9" w:author="PR Preview" w:date="2026-01-01T00:00:00Z">
-        <w:r>
-          <w:delText xml:space="preserve"> </w:delText>
-        </w:r>
-      </w:del>
-      <w:del w:id="10" w:author="PR Preview" w:date="2026-01-01T00:00:00Z">
-        <w:r>
-          <w:delText xml:space="preserve">that a diagnostic test is positive</w:delText>
-        </w:r>
-      </w:del>
-      <w:del w:id="11" w:author="PR Preview" w:date="2026-01-01T00:00:00Z">
-        <w:r>
-          <w:delText xml:space="preserve"> </w:delText>
-        </w:r>
-      </w:del>
-      <w:del w:id="12" w:author="PR Preview" w:date="2026-01-01T00:00:00Z">
-        <w:r>
-          <w:delText xml:space="preserve">in terms of:</w:delText>
-        </w:r>
-      </w:del>
-    </w:p>
-    <w:p>
-      <w:pPr>
-        <w:pStyle w:val="FirstParagraph"/>
-      </w:pPr>
-      <w:ins w:id="13" w:author="PR Preview" w:date="2026-01-01T00:00:00Z">
-        <w:r>
-          <w:rPr>
-            <w:b/>
-            <w:bCs/>
-          </w:rPr>
-          <w:t xml:space="preserve">Exercise 1 (Probability of a positive test)</w:t>
-        </w:r>
-      </w:ins>
-      <w:ins w:id="14" w:author="PR Preview" w:date="2026-01-01T00:00:00Z">
-        <w:r>
-          <w:t xml:space="preserve"> </w:t>
-        </w:r>
-      </w:ins>
-      <w:ins w:id="15" w:author="PR Preview" w:date="2026-01-01T00:00:00Z">
-        <w:r>
-          <w:t xml:space="preserve">Write the probability</w:t>
-        </w:r>
-      </w:ins>
-      <w:ins w:id="16" w:author="PR Preview" w:date="2026-01-01T00:00:00Z">
-        <w:r>
-          <w:t xml:space="preserve"> </w:t>
-        </w:r>
-      </w:ins>
-      <m:oMath>
-        <m:r>
-          <m:rPr>
-            <m:sty m:val="p"/>
-          </m:rPr>
-          <m:t>Pr</m:t>
-        </m:r>
-        <m:r>
-          <m:rPr>
-            <m:sty m:val="p"/>
-          </m:rPr>
-          <m:t>(</m:t>
-        </m:r>
-        <m:r>
-          <m:rPr>
-            <m:sty m:val="p"/>
-          </m:rPr>
-          <m:t>+</m:t>
-        </m:r>
-        <m:r>
-          <m:rPr>
-            <m:sty m:val="p"/>
-          </m:rPr>
-          <m:t>)</m:t>
-        </m:r>
-      </m:oMath>
-      <w:ins w:id="17" w:author="PR Preview" w:date="2026-01-01T00:00:00Z">
-        <w:r>
-          <w:t xml:space="preserve"> </w:t>
-        </w:r>
-      </w:ins>
-      <w:ins w:id="18" w:author="PR Preview" w:date="2026-01-01T00:00:00Z">
-        <w:r>
-          <w:t xml:space="preserve">that a diagnostic test is positive</w:t>
-        </w:r>
-      </w:ins>
-      <w:ins w:id="19" w:author="PR Preview" w:date="2026-01-01T00:00:00Z">
-        <w:r>
-          <w:t xml:space="preserve"> </w:t>
-        </w:r>
-      </w:ins>
-      <w:ins w:id="20" w:author="PR Preview" w:date="2026-01-01T00:00:00Z">
-        <w:r>
-          <w:t xml:space="preserve">in terms of:</w:t>
-        </w:r>
-      </w:ins>
+      <w:r>
+        <w:t xml:space="preserve"> </w:t>
+      </w:r>
+      <w:r>
+        <w:t xml:space="preserve">that a diagnostic test is positive</w:t>
+      </w:r>
+      <w:r>
+        <w:t xml:space="preserve"> </w:t>
+      </w:r>
+      <w:r>
+        <w:t xml:space="preserve">in terms of:</w:t>
+      </w:r>
     </w:p>
     <w:p>
       <w:pPr>
@@ -4366,8 +4271,8 @@
         <w:t xml:space="preserve">of the disease.</w:t>
       </w:r>
     </w:p>
-    <w:bookmarkEnd w:id="46"/>
-    <w:bookmarkStart w:id="48" w:name="sol-prob-positive"/>
+    <w:bookmarkEnd w:id="47"/>
+    <w:bookmarkStart w:id="49" w:name="sol-prob-positive"/>
     <w:p>
       <w:pPr>
         <w:pStyle w:val="FirstParagraph"/>
@@ -4449,7 +4354,7 @@
       <w:pPr>
         <w:pStyle w:val="BodyText"/>
       </w:pPr>
-      <w:bookmarkStart w:id="47" w:name="eq-prob-positive-exr"/>
+      <w:bookmarkStart w:id="48" w:name="eq-prob-positive-exr"/>
       <m:oMathPara>
         <m:oMathParaPr>
           <m:jc m:val="center"/>
@@ -5459,10 +5364,10 @@
           </m:r>
         </m:oMath>
       </m:oMathPara>
-      <w:bookmarkEnd w:id="47"/>
+      <w:bookmarkEnd w:id="48"/>
     </w:p>
-    <w:bookmarkEnd w:id="48"/>
-    <w:bookmarkStart w:id="50" w:name="thm-prob-positive"/>
+    <w:bookmarkEnd w:id="49"/>
+    <w:bookmarkStart w:id="51" w:name="thm-prob-positive"/>
     <w:p>
       <w:pPr>
         <w:pStyle w:val="FirstParagraph"/>
@@ -5630,7 +5535,7 @@
       <w:pPr>
         <w:pStyle w:val="BodyText"/>
       </w:pPr>
-      <w:bookmarkStart w:id="49" w:name="eq-prob-positive"/>
+      <w:bookmarkStart w:id="50" w:name="eq-prob-positive"/>
       <m:oMathPara>
         <m:oMathParaPr>
           <m:jc m:val="center"/>
@@ -5774,9 +5679,9 @@
           </m:r>
         </m:oMath>
       </m:oMathPara>
-      <w:bookmarkEnd w:id="49"/>
+      <w:bookmarkEnd w:id="50"/>
     </w:p>
-    <w:bookmarkEnd w:id="50"/>
+    <w:bookmarkEnd w:id="51"/>
     <w:p>
       <w:pPr>
         <w:pStyle w:val="FirstParagraph"/>
@@ -5823,124 +5728,47 @@
         <w:t xml:space="preserve">.</w:t>
       </w:r>
     </w:p>
-    <w:bookmarkStart w:id="51" w:name="exr-ppv-bayes"/>
+    <w:bookmarkStart w:id="52" w:name="exr-ppv-bayes"/>
     <w:p>
       <w:pPr>
         <w:pStyle w:val="BodyText"/>
       </w:pPr>
-      <w:del w:id="21" w:author="PR Preview" w:date="2026-01-01T00:00:00Z">
+      <w:r>
+        <w:rPr>
+          <w:b/>
+          <w:bCs/>
+        </w:rPr>
+        <w:t xml:space="preserve">Exercise 2 (PPV from Bayes’ theorem)</w:t>
+      </w:r>
+      <w:r>
+        <w:t xml:space="preserve"> </w:t>
+      </w:r>
+      <w:r>
+        <w:t xml:space="preserve">Derive an expression for the</w:t>
+      </w:r>
+      <w:r>
+        <w:t xml:space="preserve"> </w:t>
+      </w:r>
+      <w:hyperlink w:anchor="def-ppv">
         <w:r>
           <w:rPr>
-            <w:b/>
-            <w:bCs/>
+            <w:rStyle w:val="Hyperlink"/>
           </w:rPr>
-          <w:delText xml:space="preserve">Exercise 2 (PPV from Bayes’ theorem)</w:delText>
+          <w:t xml:space="preserve">positive predictive value</w:t>
         </w:r>
-      </w:del>
-      <w:del w:id="22" w:author="PR Preview" w:date="2026-01-01T00:00:00Z">
-        <w:r>
-          <w:delText xml:space="preserve"> </w:delText>
-        </w:r>
-      </w:del>
-      <w:del w:id="23" w:author="PR Preview" w:date="2026-01-01T00:00:00Z">
-        <w:r>
-          <w:delText xml:space="preserve">Derive an expression for the</w:delText>
-        </w:r>
-      </w:del>
-      <w:del w:id="24" w:author="PR Preview" w:date="2026-01-01T00:00:00Z">
-        <w:r>
-          <w:delText xml:space="preserve"> </w:delText>
-        </w:r>
-      </w:del>
-      <w:hyperlink w:anchor="def-ppv">
-        <w:del w:id="25" w:author="PR Preview" w:date="2026-01-01T00:00:00Z">
-          <w:r>
-            <w:rPr>
-              <w:rStyle w:val="Hyperlink"/>
-            </w:rPr>
-            <w:delText xml:space="preserve">positive predictive value</w:delText>
-          </w:r>
-        </w:del>
       </w:hyperlink>
-      <w:del w:id="26" w:author="PR Preview" w:date="2026-01-01T00:00:00Z">
-        <w:r>
-          <w:delText xml:space="preserve"> </w:delText>
-        </w:r>
-      </w:del>
-      <w:del w:id="27" w:author="PR Preview" w:date="2026-01-01T00:00:00Z">
-        <w:r>
-          <w:delText xml:space="preserve">of a diagnostic test</w:delText>
-        </w:r>
-      </w:del>
-      <w:del w:id="28" w:author="PR Preview" w:date="2026-01-01T00:00:00Z">
-        <w:r>
-          <w:delText xml:space="preserve"> </w:delText>
-        </w:r>
-      </w:del>
-      <w:del w:id="29" w:author="PR Preview" w:date="2026-01-01T00:00:00Z">
-        <w:r>
-          <w:delText xml:space="preserve">in terms of:</w:delText>
-        </w:r>
-      </w:del>
-    </w:p>
-    <w:p>
-      <w:pPr>
-        <w:pStyle w:val="BodyText"/>
-      </w:pPr>
-      <w:ins w:id="30" w:author="PR Preview" w:date="2026-01-01T00:00:00Z">
-        <w:r>
-          <w:rPr>
-            <w:b/>
-            <w:bCs/>
-          </w:rPr>
-          <w:t xml:space="preserve">Exercise 2 (PPV from Bayes’ theorem)</w:t>
-        </w:r>
-      </w:ins>
-      <w:ins w:id="31" w:author="PR Preview" w:date="2026-01-01T00:00:00Z">
-        <w:r>
-          <w:t xml:space="preserve"> </w:t>
-        </w:r>
-      </w:ins>
-      <w:ins w:id="32" w:author="PR Preview" w:date="2026-01-01T00:00:00Z">
-        <w:r>
-          <w:t xml:space="preserve">Write the</w:t>
-        </w:r>
-      </w:ins>
-      <w:ins w:id="33" w:author="PR Preview" w:date="2026-01-01T00:00:00Z">
-        <w:r>
-          <w:t xml:space="preserve"> </w:t>
-        </w:r>
-      </w:ins>
-      <w:hyperlink w:anchor="def-ppv">
-        <w:ins w:id="34" w:author="PR Preview" w:date="2026-01-01T00:00:00Z">
-          <w:r>
-            <w:rPr>
-              <w:rStyle w:val="Hyperlink"/>
-            </w:rPr>
-            <w:t xml:space="preserve">positive predictive value</w:t>
-          </w:r>
-        </w:ins>
-      </w:hyperlink>
-      <w:ins w:id="35" w:author="PR Preview" w:date="2026-01-01T00:00:00Z">
-        <w:r>
-          <w:t xml:space="preserve"> </w:t>
-        </w:r>
-      </w:ins>
-      <w:ins w:id="36" w:author="PR Preview" w:date="2026-01-01T00:00:00Z">
-        <w:r>
-          <w:t xml:space="preserve">of a diagnostic test</w:t>
-        </w:r>
-      </w:ins>
-      <w:ins w:id="37" w:author="PR Preview" w:date="2026-01-01T00:00:00Z">
-        <w:r>
-          <w:t xml:space="preserve"> </w:t>
-        </w:r>
-      </w:ins>
-      <w:ins w:id="38" w:author="PR Preview" w:date="2026-01-01T00:00:00Z">
-        <w:r>
-          <w:t xml:space="preserve">in terms of:</w:t>
-        </w:r>
-      </w:ins>
+      <w:r>
+        <w:t xml:space="preserve"> </w:t>
+      </w:r>
+      <w:r>
+        <w:t xml:space="preserve">of a diagnostic test</w:t>
+      </w:r>
+      <w:r>
+        <w:t xml:space="preserve"> </w:t>
+      </w:r>
+      <w:r>
+        <w:t xml:space="preserve">in terms of:</w:t>
+      </w:r>
     </w:p>
     <w:p>
       <w:pPr>
@@ -6023,8 +5851,8 @@
         <w:t xml:space="preserve">of the disease.</w:t>
       </w:r>
     </w:p>
-    <w:bookmarkEnd w:id="51"/>
-    <w:bookmarkStart w:id="53" w:name="sol-ppv-bayes"/>
+    <w:bookmarkEnd w:id="52"/>
+    <w:bookmarkStart w:id="54" w:name="sol-ppv-bayes"/>
     <w:p>
       <w:pPr>
         <w:pStyle w:val="FirstParagraph"/>
@@ -6140,7 +5968,7 @@
       <w:pPr>
         <w:pStyle w:val="BodyText"/>
       </w:pPr>
-      <w:bookmarkStart w:id="52" w:name="eq-ppv-bayes-exr"/>
+      <w:bookmarkStart w:id="53" w:name="eq-ppv-bayes-exr"/>
       <m:oMathPara>
         <m:oMathParaPr>
           <m:jc m:val="center"/>
@@ -6663,10 +6491,10 @@
           </m:r>
         </m:oMath>
       </m:oMathPara>
-      <w:bookmarkEnd w:id="52"/>
+      <w:bookmarkEnd w:id="53"/>
     </w:p>
-    <w:bookmarkEnd w:id="53"/>
-    <w:bookmarkStart w:id="55" w:name="thm-ppv-bayes"/>
+    <w:bookmarkEnd w:id="54"/>
+    <w:bookmarkStart w:id="56" w:name="thm-ppv-bayes"/>
     <w:p>
       <w:pPr>
         <w:pStyle w:val="FirstParagraph"/>
@@ -6927,7 +6755,7 @@
       <w:pPr>
         <w:pStyle w:val="BodyText"/>
       </w:pPr>
-      <w:bookmarkStart w:id="54" w:name="eq-ppv-bayes"/>
+      <w:bookmarkStart w:id="55" w:name="eq-ppv-bayes"/>
       <m:oMathPara>
         <m:oMathParaPr>
           <m:jc m:val="center"/>
@@ -7079,7 +6907,7 @@
           </m:r>
         </m:oMath>
       </m:oMathPara>
-      <w:bookmarkEnd w:id="54"/>
+      <w:bookmarkEnd w:id="55"/>
     </w:p>
     <w:p>
       <w:pPr>
@@ -7098,7 +6926,7 @@
         <w:t xml:space="preserve">.</w:t>
       </w:r>
     </w:p>
-    <w:bookmarkEnd w:id="55"/>
+    <w:bookmarkEnd w:id="56"/>
     <w:p>
       <w:pPr>
         <w:pStyle w:val="BodyText"/>
@@ -7165,7 +6993,7 @@
         <w:t xml:space="preserve">.</w:t>
       </w:r>
     </w:p>
-    <w:bookmarkStart w:id="56" w:name="exr-ppv-ratio-form"/>
+    <w:bookmarkStart w:id="57" w:name="exr-ppv-ratio-form"/>
     <w:p>
       <w:pPr>
         <w:pStyle w:val="BodyText"/>
@@ -7291,8 +7119,8 @@
         <w:t xml:space="preserve">of non-diseased to diseased people in the population.</w:t>
       </w:r>
     </w:p>
-    <w:bookmarkEnd w:id="56"/>
-    <w:bookmarkStart w:id="58" w:name="sol-ppv-ratio-form"/>
+    <w:bookmarkEnd w:id="57"/>
+    <w:bookmarkStart w:id="59" w:name="sol-ppv-ratio-form"/>
     <w:p>
       <w:pPr>
         <w:pStyle w:val="BodyText"/>
@@ -7563,7 +7391,7 @@
       <w:pPr>
         <w:pStyle w:val="BodyText"/>
       </w:pPr>
-      <w:bookmarkStart w:id="57" w:name="eq-ppv-ratio-form-exr"/>
+      <w:bookmarkStart w:id="58" w:name="eq-ppv-ratio-form-exr"/>
       <m:oMathPara>
         <m:oMathParaPr>
           <m:jc m:val="center"/>
@@ -8167,10 +7995,10 @@
           </m:r>
         </m:oMath>
       </m:oMathPara>
-      <w:bookmarkEnd w:id="57"/>
+      <w:bookmarkEnd w:id="58"/>
     </w:p>
-    <w:bookmarkEnd w:id="58"/>
-    <w:bookmarkStart w:id="60" w:name="thm-ppv-sens-spec-prev"/>
+    <w:bookmarkEnd w:id="59"/>
+    <w:bookmarkStart w:id="61" w:name="thm-ppv-sens-spec-prev"/>
     <w:p>
       <w:pPr>
         <w:pStyle w:val="FirstParagraph"/>
@@ -8243,7 +8071,7 @@
       <w:pPr>
         <w:pStyle w:val="BodyText"/>
       </w:pPr>
-      <w:bookmarkStart w:id="59" w:name="eq-ppv-sens-spec-prev"/>
+      <w:bookmarkStart w:id="60" w:name="eq-ppv-sens-spec-prev"/>
       <m:oMathPara>
         <m:oMathParaPr>
           <m:jc m:val="center"/>
@@ -8365,9 +8193,9 @@
           </m:r>
         </m:oMath>
       </m:oMathPara>
-      <w:bookmarkEnd w:id="59"/>
+      <w:bookmarkEnd w:id="60"/>
     </w:p>
-    <w:bookmarkEnd w:id="60"/>
+    <w:bookmarkEnd w:id="61"/>
     <w:p>
       <w:pPr>
         <w:pStyle w:val="FirstParagraph"/>
@@ -8451,7 +8279,7 @@
         <w:t xml:space="preserve">.</w:t>
       </w:r>
     </w:p>
-    <w:bookmarkStart w:id="63" w:name="exm-ppv-sens-spec-prev"/>
+    <w:bookmarkStart w:id="64" w:name="exm-ppv-sens-spec-prev"/>
     <w:p>
       <w:pPr>
         <w:pStyle w:val="BodyText"/>
@@ -8542,7 +8370,7 @@
       <w:pPr>
         <w:pStyle w:val="BodyText"/>
       </w:pPr>
-      <w:bookmarkStart w:id="61" w:name="eq-ppv-sens-spec-prev-exm"/>
+      <w:bookmarkStart w:id="62" w:name="eq-ppv-sens-spec-prev-exm"/>
       <m:oMathPara>
         <m:oMathParaPr>
           <m:jc m:val="center"/>
@@ -9035,7 +8863,7 @@
           </m:r>
         </m:oMath>
       </m:oMathPara>
-      <w:bookmarkEnd w:id="61"/>
+      <w:bookmarkEnd w:id="62"/>
     </w:p>
     <w:p>
       <w:pPr>
@@ -9118,7 +8946,7 @@
       <w:pPr>
         <w:pStyle w:val="BodyText"/>
       </w:pPr>
-      <w:bookmarkStart w:id="62" w:name="eq-ppv-sens-spec-prev-exm-2"/>
+      <w:bookmarkStart w:id="63" w:name="eq-ppv-sens-spec-prev-exm-2"/>
       <m:oMathPara>
         <m:oMathParaPr>
           <m:jc m:val="center"/>
@@ -9393,7 +9221,7 @@
           </m:r>
         </m:oMath>
       </m:oMathPara>
-      <w:bookmarkEnd w:id="62"/>
+      <w:bookmarkEnd w:id="63"/>
     </w:p>
     <w:p>
       <w:pPr>
@@ -9403,8 +9231,8 @@
         <w:t xml:space="preserve">so about 9 in 10 positive results would be false positives.</w:t>
       </w:r>
     </w:p>
-    <w:bookmarkEnd w:id="63"/>
-    <w:bookmarkStart w:id="64" w:name="rem-ppv-prevalence"/>
+    <w:bookmarkEnd w:id="64"/>
+    <w:bookmarkStart w:id="65" w:name="rem-ppv-prevalence"/>
     <w:p>
       <w:pPr>
         <w:pStyle w:val="BodyText"/>
@@ -9528,9 +9356,9 @@
         <w:t xml:space="preserve">shows.</w:t>
       </w:r>
     </w:p>
-    <w:bookmarkEnd w:id="64"/>
     <w:bookmarkEnd w:id="65"/>
-    <w:bookmarkStart w:id="69" w:name="agreement-between-two-classifiers"/>
+    <w:bookmarkEnd w:id="66"/>
+    <w:bookmarkStart w:id="70" w:name="agreement-between-two-classifiers"/>
     <w:p>
       <w:pPr>
         <w:pStyle w:val="Heading2"/>
@@ -9615,7 +9443,7 @@
         <w:t xml:space="preserve">.</w:t>
       </w:r>
     </w:p>
-    <w:bookmarkStart w:id="67" w:name="def-agreement-table"/>
+    <w:bookmarkStart w:id="68" w:name="def-agreement-table"/>
     <w:p>
       <w:pPr>
         <w:pStyle w:val="BodyText"/>
@@ -10058,7 +9886,7 @@
       <w:pPr>
         <w:pStyle w:val="BodyText"/>
       </w:pPr>
-      <w:bookmarkStart w:id="66" w:name="eq-agreement-table-n"/>
+      <w:bookmarkStart w:id="67" w:name="eq-agreement-table-n"/>
       <m:oMathPara>
         <m:oMathParaPr>
           <m:jc m:val="center"/>
@@ -10136,7 +9964,7 @@
           </m:r>
         </m:oMath>
       </m:oMathPara>
-      <w:bookmarkEnd w:id="66"/>
+      <w:bookmarkEnd w:id="67"/>
     </w:p>
     <w:p>
       <w:pPr>
@@ -10155,8 +9983,8 @@
         <w:t xml:space="preserve">.</w:t>
       </w:r>
     </w:p>
-    <w:bookmarkEnd w:id="67"/>
-    <w:bookmarkStart w:id="68" w:name="exm-agreement-table-covid"/>
+    <w:bookmarkEnd w:id="68"/>
+    <w:bookmarkStart w:id="69" w:name="exm-agreement-table-covid"/>
     <w:p>
       <w:pPr>
         <w:pStyle w:val="BodyText"/>
@@ -11077,9 +10905,9 @@
         <w:t xml:space="preserve">#&gt;  693   93    7 9207</w:t>
       </w:r>
     </w:p>
-    <w:bookmarkEnd w:id="68"/>
     <w:bookmarkEnd w:id="69"/>
-    <w:bookmarkStart w:id="89" w:name="agreement-proportions"/>
+    <w:bookmarkEnd w:id="70"/>
+    <w:bookmarkStart w:id="90" w:name="agreement-proportions"/>
     <w:p>
       <w:pPr>
         <w:pStyle w:val="Heading2"/>
@@ -11088,7 +10916,7 @@
         <w:t xml:space="preserve">6 Agreement proportions</w:t>
       </w:r>
     </w:p>
-    <w:bookmarkStart w:id="71" w:name="def-overall-agreement"/>
+    <w:bookmarkStart w:id="72" w:name="def-overall-agreement"/>
     <w:p>
       <w:pPr>
         <w:pStyle w:val="FirstParagraph"/>
@@ -11150,7 +10978,7 @@
       <w:pPr>
         <w:pStyle w:val="BodyText"/>
       </w:pPr>
-      <w:bookmarkStart w:id="70" w:name="eq-overall-agreement"/>
+      <w:bookmarkStart w:id="71" w:name="eq-overall-agreement"/>
       <m:oMathPara>
         <m:oMathParaPr>
           <m:jc m:val="center"/>
@@ -11231,10 +11059,10 @@
           </m:r>
         </m:oMath>
       </m:oMathPara>
-      <w:bookmarkEnd w:id="70"/>
+      <w:bookmarkEnd w:id="71"/>
     </w:p>
-    <w:bookmarkEnd w:id="71"/>
-    <w:bookmarkStart w:id="73" w:name="exm-overall-agreement"/>
+    <w:bookmarkEnd w:id="72"/>
+    <w:bookmarkStart w:id="74" w:name="exm-overall-agreement"/>
     <w:p>
       <w:pPr>
         <w:pStyle w:val="FirstParagraph"/>
@@ -11288,7 +11116,7 @@
       <w:pPr>
         <w:pStyle w:val="BodyText"/>
       </w:pPr>
-      <w:bookmarkStart w:id="72" w:name="eq-exm-overall-agreement"/>
+      <w:bookmarkStart w:id="73" w:name="eq-exm-overall-agreement"/>
       <m:oMathPara>
         <m:oMathParaPr>
           <m:jc m:val="center"/>
@@ -11497,10 +11325,10 @@
           </m:r>
         </m:oMath>
       </m:oMathPara>
-      <w:bookmarkEnd w:id="72"/>
+      <w:bookmarkEnd w:id="73"/>
     </w:p>
-    <w:bookmarkEnd w:id="73"/>
-    <w:bookmarkStart w:id="75" w:name="def-positive-agreement"/>
+    <w:bookmarkEnd w:id="74"/>
+    <w:bookmarkStart w:id="76" w:name="def-positive-agreement"/>
     <w:p>
       <w:pPr>
         <w:pStyle w:val="FirstParagraph"/>
@@ -11631,7 +11459,7 @@
       <w:pPr>
         <w:pStyle w:val="BodyText"/>
       </w:pPr>
-      <w:bookmarkStart w:id="74" w:name="eq-positive-agreement"/>
+      <w:bookmarkStart w:id="75" w:name="eq-positive-agreement"/>
       <m:oMathPara>
         <m:oMathParaPr>
           <m:jc m:val="center"/>
@@ -11731,7 +11559,7 @@
           </m:r>
         </m:oMath>
       </m:oMathPara>
-      <w:bookmarkEnd w:id="74"/>
+      <w:bookmarkEnd w:id="75"/>
     </w:p>
     <w:p>
       <w:pPr>
@@ -11750,8 +11578,8 @@
         <w:t xml:space="preserve">.</w:t>
       </w:r>
     </w:p>
-    <w:bookmarkEnd w:id="75"/>
-    <w:bookmarkStart w:id="77" w:name="exm-positive-agreement"/>
+    <w:bookmarkEnd w:id="76"/>
+    <w:bookmarkStart w:id="78" w:name="exm-positive-agreement"/>
     <w:p>
       <w:pPr>
         <w:pStyle w:val="BodyText"/>
@@ -11805,7 +11633,7 @@
       <w:pPr>
         <w:pStyle w:val="BodyText"/>
       </w:pPr>
-      <w:bookmarkStart w:id="76" w:name="eq-exm-positive-agreement"/>
+      <w:bookmarkStart w:id="77" w:name="eq-exm-positive-agreement"/>
       <m:oMathPara>
         <m:oMathParaPr>
           <m:jc m:val="center"/>
@@ -12106,7 +11934,7 @@
           </m:r>
         </m:oMath>
       </m:oMathPara>
-      <w:bookmarkEnd w:id="76"/>
+      <w:bookmarkEnd w:id="77"/>
     </w:p>
     <w:p>
       <w:pPr>
@@ -12139,8 +11967,8 @@
         <w:t xml:space="preserve">relative to the 693 true positives.</w:t>
       </w:r>
     </w:p>
-    <w:bookmarkEnd w:id="77"/>
-    <w:bookmarkStart w:id="79" w:name="def-negative-agreement"/>
+    <w:bookmarkEnd w:id="78"/>
+    <w:bookmarkStart w:id="80" w:name="def-negative-agreement"/>
     <w:p>
       <w:pPr>
         <w:pStyle w:val="BodyText"/>
@@ -12271,7 +12099,7 @@
       <w:pPr>
         <w:pStyle w:val="BodyText"/>
       </w:pPr>
-      <w:bookmarkStart w:id="78" w:name="eq-negative-agreement"/>
+      <w:bookmarkStart w:id="79" w:name="eq-negative-agreement"/>
       <m:oMathPara>
         <m:oMathParaPr>
           <m:jc m:val="center"/>
@@ -12371,7 +12199,7 @@
           </m:r>
         </m:oMath>
       </m:oMathPara>
-      <w:bookmarkEnd w:id="78"/>
+      <w:bookmarkEnd w:id="79"/>
     </w:p>
     <w:p>
       <w:pPr>
@@ -12390,8 +12218,8 @@
         <w:t xml:space="preserve">.</w:t>
       </w:r>
     </w:p>
-    <w:bookmarkEnd w:id="79"/>
-    <w:bookmarkStart w:id="81" w:name="exm-negative-agreement"/>
+    <w:bookmarkEnd w:id="80"/>
+    <w:bookmarkStart w:id="82" w:name="exm-negative-agreement"/>
     <w:p>
       <w:pPr>
         <w:pStyle w:val="BodyText"/>
@@ -12445,7 +12273,7 @@
       <w:pPr>
         <w:pStyle w:val="BodyText"/>
       </w:pPr>
-      <w:bookmarkStart w:id="80" w:name="eq-exm-negative-agreement"/>
+      <w:bookmarkStart w:id="81" w:name="eq-exm-negative-agreement"/>
       <m:oMathPara>
         <m:oMathParaPr>
           <m:jc m:val="center"/>
@@ -12764,7 +12592,7 @@
           </m:r>
         </m:oMath>
       </m:oMathPara>
-      <w:bookmarkEnd w:id="80"/>
+      <w:bookmarkEnd w:id="81"/>
     </w:p>
     <w:p>
       <w:pPr>
@@ -12797,8 +12625,8 @@
         <w:t xml:space="preserve">relative to the 9,207 shared negative calls.</w:t>
       </w:r>
     </w:p>
-    <w:bookmarkEnd w:id="81"/>
-    <w:bookmarkStart w:id="83" w:name="def-agent-only-rate"/>
+    <w:bookmarkEnd w:id="82"/>
+    <w:bookmarkStart w:id="84" w:name="def-agent-only-rate"/>
     <w:p>
       <w:pPr>
         <w:pStyle w:val="BodyText"/>
@@ -12860,7 +12688,7 @@
       <w:pPr>
         <w:pStyle w:val="BodyText"/>
       </w:pPr>
-      <w:bookmarkStart w:id="82" w:name="eq-agent-only-rate"/>
+      <w:bookmarkStart w:id="83" w:name="eq-agent-only-rate"/>
       <m:oMathPara>
         <m:oMathParaPr>
           <m:jc m:val="center"/>
@@ -12936,10 +12764,10 @@
           </m:r>
         </m:oMath>
       </m:oMathPara>
-      <w:bookmarkEnd w:id="82"/>
+      <w:bookmarkEnd w:id="83"/>
     </w:p>
-    <w:bookmarkEnd w:id="83"/>
-    <w:bookmarkStart w:id="85" w:name="exm-agent-only-rate"/>
+    <w:bookmarkEnd w:id="84"/>
+    <w:bookmarkStart w:id="86" w:name="exm-agent-only-rate"/>
     <w:p>
       <w:pPr>
         <w:pStyle w:val="FirstParagraph"/>
@@ -12993,7 +12821,7 @@
       <w:pPr>
         <w:pStyle w:val="BodyText"/>
       </w:pPr>
-      <w:bookmarkStart w:id="84" w:name="eq-exm-agent-only-rate"/>
+      <w:bookmarkStart w:id="85" w:name="eq-exm-agent-only-rate"/>
       <m:oMathPara>
         <m:oMathParaPr>
           <m:jc m:val="center"/>
@@ -13135,7 +12963,7 @@
           </m:r>
         </m:oMath>
       </m:oMathPara>
-      <w:bookmarkEnd w:id="84"/>
+      <w:bookmarkEnd w:id="85"/>
     </w:p>
     <w:p>
       <w:pPr>
@@ -13151,8 +12979,8 @@
         <w:t xml:space="preserve">are called positive by the test and negative by the reference.</w:t>
       </w:r>
     </w:p>
-    <w:bookmarkEnd w:id="85"/>
-    <w:bookmarkStart w:id="87" w:name="def-agreement-test-measures"/>
+    <w:bookmarkEnd w:id="86"/>
+    <w:bookmarkStart w:id="88" w:name="def-agreement-test-measures"/>
     <w:p>
       <w:pPr>
         <w:pStyle w:val="BodyText"/>
@@ -13316,7 +13144,7 @@
       <w:pPr>
         <w:pStyle w:val="BodyText"/>
       </w:pPr>
-      <w:bookmarkStart w:id="86" w:name="eq-agreement-test-measures"/>
+      <w:bookmarkStart w:id="87" w:name="eq-agreement-test-measures"/>
       <m:oMathPara>
         <m:oMathParaPr>
           <m:jc m:val="center"/>
@@ -13616,10 +13444,10 @@
           </m:r>
         </m:oMath>
       </m:oMathPara>
-      <w:bookmarkEnd w:id="86"/>
+      <w:bookmarkEnd w:id="87"/>
     </w:p>
-    <w:bookmarkEnd w:id="87"/>
-    <w:bookmarkStart w:id="88" w:name="exm-agreement-test-measures"/>
+    <w:bookmarkEnd w:id="88"/>
+    <w:bookmarkStart w:id="89" w:name="exm-agreement-test-measures"/>
     <w:p>
       <w:pPr>
         <w:pStyle w:val="FirstParagraph"/>
@@ -14040,9 +13868,9 @@
         <w:t xml:space="preserve">because the table’s counts are the expected counts for those values.</w:t>
       </w:r>
     </w:p>
-    <w:bookmarkEnd w:id="88"/>
     <w:bookmarkEnd w:id="89"/>
-    <w:bookmarkStart w:id="108" w:name="Xfdf20c93d4007a65a2a3ab2eb6d3410cd188162"/>
+    <w:bookmarkEnd w:id="90"/>
+    <w:bookmarkStart w:id="109" w:name="Xfdf20c93d4007a65a2a3ab2eb6d3410cd188162"/>
     <w:p>
       <w:pPr>
         <w:pStyle w:val="Heading2"/>
@@ -14051,7 +13879,7 @@
         <w:t xml:space="preserve">7 Positive and negative agreement as harmonic means</w:t>
       </w:r>
     </w:p>
-    <w:bookmarkStart w:id="91" w:name="def-harmonic-mean"/>
+    <w:bookmarkStart w:id="92" w:name="def-harmonic-mean"/>
     <w:p>
       <w:pPr>
         <w:pStyle w:val="FirstParagraph"/>
@@ -14118,7 +13946,7 @@
       <w:pPr>
         <w:pStyle w:val="BodyText"/>
       </w:pPr>
-      <w:bookmarkStart w:id="90" w:name="eq-harmonic-mean"/>
+      <w:bookmarkStart w:id="91" w:name="eq-harmonic-mean"/>
       <m:oMathPara>
         <m:oMathParaPr>
           <m:jc m:val="center"/>
@@ -14238,7 +14066,7 @@
           </m:r>
         </m:oMath>
       </m:oMathPara>
-      <w:bookmarkEnd w:id="90"/>
+      <w:bookmarkEnd w:id="91"/>
     </w:p>
     <w:p>
       <w:pPr>
@@ -14257,8 +14085,8 @@
         <w:t xml:space="preserve">.</w:t>
       </w:r>
     </w:p>
-    <w:bookmarkEnd w:id="91"/>
-    <w:bookmarkStart w:id="93" w:name="exm-harmonic-mean"/>
+    <w:bookmarkEnd w:id="92"/>
+    <w:bookmarkStart w:id="94" w:name="exm-harmonic-mean"/>
     <w:p>
       <w:pPr>
         <w:pStyle w:val="BodyText"/>
@@ -14295,7 +14123,7 @@
       <w:pPr>
         <w:pStyle w:val="BodyText"/>
       </w:pPr>
-      <w:bookmarkStart w:id="92" w:name="eq-exm-harmonic-mean"/>
+      <w:bookmarkStart w:id="93" w:name="eq-exm-harmonic-mean"/>
       <m:oMathPara>
         <m:oMathParaPr>
           <m:jc m:val="center"/>
@@ -14546,7 +14374,7 @@
           </m:r>
         </m:oMath>
       </m:oMathPara>
-      <w:bookmarkEnd w:id="92"/>
+      <w:bookmarkEnd w:id="93"/>
     </w:p>
     <w:p>
       <w:pPr>
@@ -14562,8 +14390,8 @@
         <w:t xml:space="preserve">the harmonic mean sits closer to the smaller number.</w:t>
       </w:r>
     </w:p>
-    <w:bookmarkEnd w:id="93"/>
-    <w:bookmarkStart w:id="94" w:name="exr-pos-agreement-harmonic"/>
+    <w:bookmarkEnd w:id="94"/>
+    <w:bookmarkStart w:id="95" w:name="exr-pos-agreement-harmonic"/>
     <w:p>
       <w:pPr>
         <w:pStyle w:val="BodyText"/>
@@ -14659,8 +14487,8 @@
         <w:t xml:space="preserve">in terms of the table’s cells.</w:t>
       </w:r>
     </w:p>
-    <w:bookmarkEnd w:id="94"/>
-    <w:bookmarkStart w:id="96" w:name="sol-pos-agreement-harmonic"/>
+    <w:bookmarkEnd w:id="95"/>
+    <w:bookmarkStart w:id="97" w:name="sol-pos-agreement-harmonic"/>
     <w:p>
       <w:pPr>
         <w:pStyle w:val="BodyText"/>
@@ -14761,7 +14589,7 @@
       <w:pPr>
         <w:pStyle w:val="BodyText"/>
       </w:pPr>
-      <w:bookmarkStart w:id="95" w:name="eq-exr-pos-agreement-harmonic"/>
+      <w:bookmarkStart w:id="96" w:name="eq-exr-pos-agreement-harmonic"/>
       <m:oMathPara>
         <m:oMathParaPr>
           <m:jc m:val="center"/>
@@ -15927,10 +15755,10 @@
           </m:r>
         </m:oMath>
       </m:oMathPara>
-      <w:bookmarkEnd w:id="95"/>
+      <w:bookmarkEnd w:id="96"/>
     </w:p>
-    <w:bookmarkEnd w:id="96"/>
-    <w:bookmarkStart w:id="98" w:name="thm-pos-agreement-harmonic"/>
+    <w:bookmarkEnd w:id="97"/>
+    <w:bookmarkStart w:id="99" w:name="thm-pos-agreement-harmonic"/>
     <w:p>
       <w:pPr>
         <w:pStyle w:val="FirstParagraph"/>
@@ -16030,7 +15858,7 @@
       <w:pPr>
         <w:pStyle w:val="BodyText"/>
       </w:pPr>
-      <w:bookmarkStart w:id="97" w:name="eq-pos-agreement-harmonic"/>
+      <w:bookmarkStart w:id="98" w:name="eq-pos-agreement-harmonic"/>
       <m:oMathPara>
         <m:oMathParaPr>
           <m:jc m:val="center"/>
@@ -16131,9 +15959,9 @@
           </m:r>
         </m:oMath>
       </m:oMathPara>
-      <w:bookmarkEnd w:id="97"/>
+      <w:bookmarkEnd w:id="98"/>
     </w:p>
-    <w:bookmarkEnd w:id="98"/>
+    <w:bookmarkEnd w:id="99"/>
     <w:p>
       <w:pPr>
         <w:pStyle w:val="FirstParagraph"/>
@@ -16275,7 +16103,7 @@
         <w:t xml:space="preserve">.</w:t>
       </w:r>
     </w:p>
-    <w:bookmarkStart w:id="100" w:name="exm-pos-agreement-harmonic"/>
+    <w:bookmarkStart w:id="101" w:name="exm-pos-agreement-harmonic"/>
     <w:p>
       <w:pPr>
         <w:pStyle w:val="BodyText"/>
@@ -16392,7 +16220,7 @@
       <w:pPr>
         <w:pStyle w:val="BodyText"/>
       </w:pPr>
-      <w:bookmarkStart w:id="99" w:name="eq-exm-pos-agreement-harmonic"/>
+      <w:bookmarkStart w:id="100" w:name="eq-exm-pos-agreement-harmonic"/>
       <m:oMathPara>
         <m:oMathParaPr>
           <m:jc m:val="center"/>
@@ -16880,7 +16708,7 @@
           </m:r>
         </m:oMath>
       </m:oMathPara>
-      <w:bookmarkEnd w:id="99"/>
+      <w:bookmarkEnd w:id="100"/>
     </w:p>
     <w:p>
       <w:pPr>
@@ -16936,8 +16764,8 @@
         <w:t xml:space="preserve">.</w:t>
       </w:r>
     </w:p>
-    <w:bookmarkEnd w:id="100"/>
-    <w:bookmarkStart w:id="101" w:name="exr-neg-agreement-harmonic"/>
+    <w:bookmarkEnd w:id="101"/>
+    <w:bookmarkStart w:id="102" w:name="exr-neg-agreement-harmonic"/>
     <w:p>
       <w:pPr>
         <w:pStyle w:val="BodyText"/>
@@ -17033,8 +16861,8 @@
         <w:t xml:space="preserve">in terms of the table’s cells.</w:t>
       </w:r>
     </w:p>
-    <w:bookmarkEnd w:id="101"/>
-    <w:bookmarkStart w:id="103" w:name="sol-neg-agreement-harmonic"/>
+    <w:bookmarkEnd w:id="102"/>
+    <w:bookmarkStart w:id="104" w:name="sol-neg-agreement-harmonic"/>
     <w:p>
       <w:pPr>
         <w:pStyle w:val="BodyText"/>
@@ -17135,7 +16963,7 @@
       <w:pPr>
         <w:pStyle w:val="BodyText"/>
       </w:pPr>
-      <w:bookmarkStart w:id="102" w:name="eq-exr-neg-agreement-harmonic"/>
+      <w:bookmarkStart w:id="103" w:name="eq-exr-neg-agreement-harmonic"/>
       <m:oMathPara>
         <m:oMathParaPr>
           <m:jc m:val="center"/>
@@ -18301,10 +18129,10 @@
           </m:r>
         </m:oMath>
       </m:oMathPara>
-      <w:bookmarkEnd w:id="102"/>
+      <w:bookmarkEnd w:id="103"/>
     </w:p>
-    <w:bookmarkEnd w:id="103"/>
-    <w:bookmarkStart w:id="105" w:name="thm-neg-agreement-harmonic"/>
+    <w:bookmarkEnd w:id="104"/>
+    <w:bookmarkStart w:id="106" w:name="thm-neg-agreement-harmonic"/>
     <w:p>
       <w:pPr>
         <w:pStyle w:val="FirstParagraph"/>
@@ -18404,7 +18232,7 @@
       <w:pPr>
         <w:pStyle w:val="BodyText"/>
       </w:pPr>
-      <w:bookmarkStart w:id="104" w:name="eq-neg-agreement-harmonic"/>
+      <w:bookmarkStart w:id="105" w:name="eq-neg-agreement-harmonic"/>
       <m:oMathPara>
         <m:oMathParaPr>
           <m:jc m:val="center"/>
@@ -18505,9 +18333,9 @@
           </m:r>
         </m:oMath>
       </m:oMathPara>
-      <w:bookmarkEnd w:id="104"/>
+      <w:bookmarkEnd w:id="105"/>
     </w:p>
-    <w:bookmarkEnd w:id="105"/>
+    <w:bookmarkEnd w:id="106"/>
     <w:p>
       <w:pPr>
         <w:pStyle w:val="FirstParagraph"/>
@@ -18649,7 +18477,7 @@
         <w:t xml:space="preserve">.</w:t>
       </w:r>
     </w:p>
-    <w:bookmarkStart w:id="107" w:name="exm-neg-agreement-harmonic"/>
+    <w:bookmarkStart w:id="108" w:name="exm-neg-agreement-harmonic"/>
     <w:p>
       <w:pPr>
         <w:pStyle w:val="BodyText"/>
@@ -18802,7 +18630,7 @@
       <w:pPr>
         <w:pStyle w:val="BodyText"/>
       </w:pPr>
-      <w:bookmarkStart w:id="106" w:name="eq-exm-neg-agreement-harmonic"/>
+      <w:bookmarkStart w:id="107" w:name="eq-exm-neg-agreement-harmonic"/>
       <m:oMathPara>
         <m:oMathParaPr>
           <m:jc m:val="center"/>
@@ -19416,7 +19244,7 @@
           </m:r>
         </m:oMath>
       </m:oMathPara>
-      <w:bookmarkEnd w:id="106"/>
+      <w:bookmarkEnd w:id="107"/>
     </w:p>
     <w:p>
       <w:pPr>
@@ -19440,9 +19268,9 @@
         <w:t xml:space="preserve">.</w:t>
       </w:r>
     </w:p>
-    <w:bookmarkEnd w:id="107"/>
     <w:bookmarkEnd w:id="108"/>
-    <w:bookmarkStart w:id="122" w:name="cohens-kappa"/>
+    <w:bookmarkEnd w:id="109"/>
+    <w:bookmarkStart w:id="123" w:name="cohens-kappa"/>
     <w:p>
       <w:pPr>
         <w:pStyle w:val="Heading2"/>
@@ -19451,7 +19279,7 @@
         <w:t xml:space="preserve">8 Cohen’s kappa</w:t>
       </w:r>
     </w:p>
-    <w:bookmarkStart w:id="110" w:name="def-chance-agreement"/>
+    <w:bookmarkStart w:id="111" w:name="def-chance-agreement"/>
     <w:p>
       <w:pPr>
         <w:pStyle w:val="FirstParagraph"/>
@@ -19519,7 +19347,7 @@
       <w:pPr>
         <w:pStyle w:val="BodyText"/>
       </w:pPr>
-      <w:bookmarkStart w:id="109" w:name="eq-chance-agreement"/>
+      <w:bookmarkStart w:id="110" w:name="eq-chance-agreement"/>
       <m:oMathPara>
         <m:oMathParaPr>
           <m:jc m:val="center"/>
@@ -19699,7 +19527,7 @@
           </m:r>
         </m:oMath>
       </m:oMathPara>
-      <w:bookmarkEnd w:id="109"/>
+      <w:bookmarkEnd w:id="110"/>
     </w:p>
     <w:p>
       <w:pPr>
@@ -19718,8 +19546,8 @@
         <w:t xml:space="preserve">.</w:t>
       </w:r>
     </w:p>
-    <w:bookmarkEnd w:id="110"/>
-    <w:bookmarkStart w:id="112" w:name="exm-chance-agreement"/>
+    <w:bookmarkEnd w:id="111"/>
+    <w:bookmarkStart w:id="113" w:name="exm-chance-agreement"/>
     <w:p>
       <w:pPr>
         <w:pStyle w:val="BodyText"/>
@@ -19773,7 +19601,7 @@
       <w:pPr>
         <w:pStyle w:val="BodyText"/>
       </w:pPr>
-      <w:bookmarkStart w:id="111" w:name="eq-exm-chance-agreement"/>
+      <w:bookmarkStart w:id="112" w:name="eq-exm-chance-agreement"/>
       <m:oMathPara>
         <m:oMathParaPr>
           <m:jc m:val="center"/>
@@ -20204,7 +20032,7 @@
           </m:r>
         </m:oMath>
       </m:oMathPara>
-      <w:bookmarkEnd w:id="111"/>
+      <w:bookmarkEnd w:id="112"/>
     </w:p>
     <w:p>
       <w:pPr>
@@ -20226,8 +20054,8 @@
         <w:t xml:space="preserve">would agree on about 86% of people by chance alone.</w:t>
       </w:r>
     </w:p>
-    <w:bookmarkEnd w:id="112"/>
-    <w:bookmarkStart w:id="117" w:name="def-cohen-kappa"/>
+    <w:bookmarkEnd w:id="113"/>
+    <w:bookmarkStart w:id="118" w:name="def-cohen-kappa"/>
     <w:p>
       <w:pPr>
         <w:pStyle w:val="BodyText"/>
@@ -20344,7 +20172,7 @@
       <w:pPr>
         <w:pStyle w:val="BodyText"/>
       </w:pPr>
-      <w:bookmarkStart w:id="113" w:name="eq-cohen-kappa"/>
+      <w:bookmarkStart w:id="114" w:name="eq-cohen-kappa"/>
       <m:oMathPara>
         <m:oMathParaPr>
           <m:jc m:val="center"/>
@@ -20452,7 +20280,7 @@
           </m:r>
         </m:oMath>
       </m:oMathPara>
-      <w:bookmarkEnd w:id="113"/>
+      <w:bookmarkEnd w:id="114"/>
     </w:p>
     <w:tbl>
       <w:tblPr>
@@ -20495,18 +20323,18 @@
                 <wp:inline>
                   <wp:extent cx="152400" cy="152400"/>
                   <wp:effectExtent b="0" l="0" r="0" t="0"/>
-                  <wp:docPr descr="" title="" id="115" name="Picture"/>
+                  <wp:docPr descr="" title="" id="116" name="Picture"/>
                   <a:graphic>
                     <a:graphicData uri="http://schemas.openxmlformats.org/drawingml/2006/picture">
                       <pic:pic>
                         <pic:nvPicPr>
-                          <pic:cNvPr descr="/opt/quarto/share/formats/docx/note.png" id="116" name="Picture"/>
+                          <pic:cNvPr descr="/opt/quarto/share/formats/docx/note.png" id="117" name="Picture"/>
                           <pic:cNvPicPr>
                             <a:picLocks noChangeArrowheads="1" noChangeAspect="1"/>
                           </pic:cNvPicPr>
                         </pic:nvPicPr>
                         <pic:blipFill>
-                          <a:blip r:embed="rId114"/>
+                          <a:blip r:embed="rId115"/>
                           <a:stretch>
                             <a:fillRect/>
                           </a:stretch>
@@ -20582,8 +20410,8 @@
         </w:tc>
       </w:tr>
     </w:tbl>
-    <w:bookmarkEnd w:id="117"/>
-    <w:bookmarkStart w:id="119" w:name="exm-cohen-kappa-covid"/>
+    <w:bookmarkEnd w:id="118"/>
+    <w:bookmarkStart w:id="120" w:name="exm-cohen-kappa-covid"/>
     <w:p>
       <w:pPr>
         <w:pStyle w:val="BodyText"/>
@@ -20729,7 +20557,7 @@
       <w:pPr>
         <w:pStyle w:val="BodyText"/>
       </w:pPr>
-      <w:bookmarkStart w:id="118" w:name="eq-exm-cohen-kappa"/>
+      <w:bookmarkStart w:id="119" w:name="eq-exm-cohen-kappa"/>
       <m:oMathPara>
         <m:oMathParaPr>
           <m:jc m:val="center"/>
@@ -20941,7 +20769,7 @@
           </m:r>
         </m:oMath>
       </m:oMathPara>
-      <w:bookmarkEnd w:id="118"/>
+      <w:bookmarkEnd w:id="119"/>
     </w:p>
     <w:p>
       <w:pPr>
@@ -21311,8 +21139,8 @@
         <w:t xml:space="preserve">#&gt; [1] 0.927323</w:t>
       </w:r>
     </w:p>
-    <w:bookmarkEnd w:id="119"/>
-    <w:bookmarkStart w:id="120" w:name="exm-kappa-paradox"/>
+    <w:bookmarkEnd w:id="120"/>
+    <w:bookmarkStart w:id="121" w:name="exm-kappa-paradox"/>
     <w:p>
       <w:pPr>
         <w:pStyle w:val="FirstParagraph"/>
@@ -22388,8 +22216,8 @@
         <w:t xml:space="preserve">(the first paradox).</w:t>
       </w:r>
     </w:p>
-    <w:bookmarkEnd w:id="120"/>
-    <w:bookmarkStart w:id="121" w:name="rem-kappa-prevalence"/>
+    <w:bookmarkEnd w:id="121"/>
+    <w:bookmarkStart w:id="122" w:name="rem-kappa-prevalence"/>
     <w:p>
       <w:pPr>
         <w:pStyle w:val="BodyText"/>
@@ -22522,9 +22350,9 @@
         <w:t xml:space="preserve">.</w:t>
       </w:r>
     </w:p>
-    <w:bookmarkEnd w:id="121"/>
     <w:bookmarkEnd w:id="122"/>
-    <w:bookmarkStart w:id="146" w:name="references"/>
+    <w:bookmarkEnd w:id="123"/>
+    <w:bookmarkStart w:id="147" w:name="references"/>
     <w:p>
       <w:pPr>
         <w:pStyle w:val="Heading2"/>
@@ -22533,8 +22361,8 @@
         <w:t xml:space="preserve">References</w:t>
       </w:r>
     </w:p>
-    <w:bookmarkStart w:id="145" w:name="refs"/>
-    <w:bookmarkStart w:id="124" w:name="ref-wikipedia_bayes_theorem"/>
+    <w:bookmarkStart w:id="146" w:name="refs"/>
+    <w:bookmarkStart w:id="125" w:name="ref-wikipedia_bayes_theorem"/>
     <w:p>
       <w:pPr>
         <w:pStyle w:val="Bibliography"/>
@@ -22581,7 +22409,7 @@
       <w:r>
         <w:t xml:space="preserve"> </w:t>
       </w:r>
-      <w:hyperlink r:id="rId123">
+      <w:hyperlink r:id="rId124">
         <w:r>
           <w:rPr>
             <w:rStyle w:val="Hyperlink"/>
@@ -22590,8 +22418,8 @@
         </w:r>
       </w:hyperlink>
     </w:p>
-    <w:bookmarkEnd w:id="124"/>
-    <w:bookmarkStart w:id="126" w:name="ref-wikipedia_statistical_classification"/>
+    <w:bookmarkEnd w:id="125"/>
+    <w:bookmarkStart w:id="127" w:name="ref-wikipedia_statistical_classification"/>
     <w:p>
       <w:pPr>
         <w:pStyle w:val="Bibliography"/>
@@ -22638,7 +22466,7 @@
       <w:r>
         <w:t xml:space="preserve"> </w:t>
       </w:r>
-      <w:hyperlink r:id="rId125">
+      <w:hyperlink r:id="rId126">
         <w:r>
           <w:rPr>
             <w:rStyle w:val="Hyperlink"/>
@@ -22647,8 +22475,8 @@
         </w:r>
       </w:hyperlink>
     </w:p>
-    <w:bookmarkEnd w:id="126"/>
-    <w:bookmarkStart w:id="128" w:name="Xbceaa659ebcdaa6beedc7b326ccf5dd7dd38991"/>
+    <w:bookmarkEnd w:id="127"/>
+    <w:bookmarkStart w:id="129" w:name="Xbceaa659ebcdaa6beedc7b326ccf5dd7dd38991"/>
     <w:p>
       <w:pPr>
         <w:pStyle w:val="Bibliography"/>
@@ -22695,7 +22523,7 @@
       <w:r>
         <w:t xml:space="preserve"> </w:t>
       </w:r>
-      <w:hyperlink r:id="rId127">
+      <w:hyperlink r:id="rId128">
         <w:r>
           <w:rPr>
             <w:rStyle w:val="Hyperlink"/>
@@ -22704,8 +22532,8 @@
         </w:r>
       </w:hyperlink>
     </w:p>
-    <w:bookmarkEnd w:id="128"/>
-    <w:bookmarkStart w:id="130" w:name="ref-wikipedia_prevalence"/>
+    <w:bookmarkEnd w:id="129"/>
+    <w:bookmarkStart w:id="131" w:name="ref-wikipedia_prevalence"/>
     <w:p>
       <w:pPr>
         <w:pStyle w:val="Bibliography"/>
@@ -22752,7 +22580,7 @@
       <w:r>
         <w:t xml:space="preserve"> </w:t>
       </w:r>
-      <w:hyperlink r:id="rId129">
+      <w:hyperlink r:id="rId130">
         <w:r>
           <w:rPr>
             <w:rStyle w:val="Hyperlink"/>
@@ -22761,8 +22589,8 @@
         </w:r>
       </w:hyperlink>
     </w:p>
-    <w:bookmarkEnd w:id="130"/>
-    <w:bookmarkStart w:id="132" w:name="X75cf9b9a05792cf5ef16b86615766f184108c69"/>
+    <w:bookmarkEnd w:id="131"/>
+    <w:bookmarkStart w:id="133" w:name="X75cf9b9a05792cf5ef16b86615766f184108c69"/>
     <w:p>
       <w:pPr>
         <w:pStyle w:val="Bibliography"/>
@@ -22809,7 +22637,7 @@
       <w:r>
         <w:t xml:space="preserve"> </w:t>
       </w:r>
-      <w:hyperlink r:id="rId131">
+      <w:hyperlink r:id="rId132">
         <w:r>
           <w:rPr>
             <w:rStyle w:val="Hyperlink"/>
@@ -22818,8 +22646,8 @@
         </w:r>
       </w:hyperlink>
     </w:p>
-    <w:bookmarkEnd w:id="132"/>
-    <w:bookmarkStart w:id="134" w:name="ref-wikipedia_confusion_matrix"/>
+    <w:bookmarkEnd w:id="133"/>
+    <w:bookmarkStart w:id="135" w:name="ref-wikipedia_confusion_matrix"/>
     <w:p>
       <w:pPr>
         <w:pStyle w:val="Bibliography"/>
@@ -22866,7 +22694,7 @@
       <w:r>
         <w:t xml:space="preserve"> </w:t>
       </w:r>
-      <w:hyperlink r:id="rId133">
+      <w:hyperlink r:id="rId134">
         <w:r>
           <w:rPr>
             <w:rStyle w:val="Hyperlink"/>
@@ -22875,8 +22703,8 @@
         </w:r>
       </w:hyperlink>
     </w:p>
-    <w:bookmarkEnd w:id="134"/>
-    <w:bookmarkStart w:id="136" w:name="ref-cicchetti1990high"/>
+    <w:bookmarkEnd w:id="135"/>
+    <w:bookmarkStart w:id="137" w:name="ref-cicchetti1990high"/>
     <w:p>
       <w:pPr>
         <w:pStyle w:val="Bibliography"/>
@@ -22936,7 +22764,7 @@
       <w:r>
         <w:t xml:space="preserve"> </w:t>
       </w:r>
-      <w:hyperlink r:id="rId135">
+      <w:hyperlink r:id="rId136">
         <w:r>
           <w:rPr>
             <w:rStyle w:val="Hyperlink"/>
@@ -22948,8 +22776,8 @@
         <w:t xml:space="preserve">.</w:t>
       </w:r>
     </w:p>
-    <w:bookmarkEnd w:id="136"/>
-    <w:bookmarkStart w:id="138" w:name="ref-wikipedia_harmonic_mean"/>
+    <w:bookmarkEnd w:id="137"/>
+    <w:bookmarkStart w:id="139" w:name="ref-wikipedia_harmonic_mean"/>
     <w:p>
       <w:pPr>
         <w:pStyle w:val="Bibliography"/>
@@ -22996,7 +22824,7 @@
       <w:r>
         <w:t xml:space="preserve"> </w:t>
       </w:r>
-      <w:hyperlink r:id="rId137">
+      <w:hyperlink r:id="rId138">
         <w:r>
           <w:rPr>
             <w:rStyle w:val="Hyperlink"/>
@@ -23005,8 +22833,8 @@
         </w:r>
       </w:hyperlink>
     </w:p>
-    <w:bookmarkEnd w:id="138"/>
-    <w:bookmarkStart w:id="140" w:name="ref-cohen1960coefficient"/>
+    <w:bookmarkEnd w:id="139"/>
+    <w:bookmarkStart w:id="141" w:name="ref-cohen1960coefficient"/>
     <w:p>
       <w:pPr>
         <w:pStyle w:val="Bibliography"/>
@@ -23045,7 +22873,7 @@
       <w:r>
         <w:t xml:space="preserve"> </w:t>
       </w:r>
-      <w:hyperlink r:id="rId139">
+      <w:hyperlink r:id="rId140">
         <w:r>
           <w:rPr>
             <w:rStyle w:val="Hyperlink"/>
@@ -23057,8 +22885,8 @@
         <w:t xml:space="preserve">.</w:t>
       </w:r>
     </w:p>
-    <w:bookmarkEnd w:id="140"/>
-    <w:bookmarkStart w:id="142" w:name="ref-wikipedia_cohens_kappa"/>
+    <w:bookmarkEnd w:id="141"/>
+    <w:bookmarkStart w:id="143" w:name="ref-wikipedia_cohens_kappa"/>
     <w:p>
       <w:pPr>
         <w:pStyle w:val="Bibliography"/>
@@ -23105,7 +22933,7 @@
       <w:r>
         <w:t xml:space="preserve"> </w:t>
       </w:r>
-      <w:hyperlink r:id="rId141">
+      <w:hyperlink r:id="rId142">
         <w:r>
           <w:rPr>
             <w:rStyle w:val="Hyperlink"/>
@@ -23114,8 +22942,8 @@
         </w:r>
       </w:hyperlink>
     </w:p>
-    <w:bookmarkEnd w:id="142"/>
-    <w:bookmarkStart w:id="144" w:name="ref-feinstein1990high"/>
+    <w:bookmarkEnd w:id="143"/>
+    <w:bookmarkStart w:id="145" w:name="ref-feinstein1990high"/>
     <w:p>
       <w:pPr>
         <w:pStyle w:val="Bibliography"/>
@@ -23175,7 +23003,7 @@
       <w:r>
         <w:t xml:space="preserve"> </w:t>
       </w:r>
-      <w:hyperlink r:id="rId143">
+      <w:hyperlink r:id="rId144">
         <w:r>
           <w:rPr>
             <w:rStyle w:val="Hyperlink"/>
@@ -23187,9 +23015,9 @@
         <w:t xml:space="preserve">.</w:t>
       </w:r>
     </w:p>
-    <w:bookmarkEnd w:id="144"/>
     <w:bookmarkEnd w:id="145"/>
     <w:bookmarkEnd w:id="146"/>
+    <w:bookmarkEnd w:id="147"/>
     <w:sectPr>
       <w:footnotePr>
         <w:numRestart w:val="eachSect"/>
